--- a/course_development/domains/active_inference_embodied/03_intuitive_knowing/07_communication/output/lab-protocols/07_communication-lab.docx
+++ b/course_development/domains/active_inference_embodied/03_intuitive_knowing/07_communication/output/lab-protocols/07_communication-lab.docx
@@ -4,7 +4,7 @@
   <w:body>
     <w:p>
       <w:r>
-        <w:t>Lab: Exploring Communication</w:t>
+        <w:t>Lab: Resonance Between Bodies</w:t>
       </w:r>
     </w:p>
     <w:p>
@@ -14,7 +14,7 @@
     </w:p>
     <w:p>
       <w:r>
-        <w:t>Design and simulate a simple agent that demonstrates the principles of Communication .</w:t>
+        <w:t>Experience embodied communication through reflective journaling that explores co-regulation, mirroring, and resonance between bodies through the lens of pattern-feeling without numbers.</w:t>
       </w:r>
     </w:p>
     <w:p>
@@ -24,12 +24,82 @@
     </w:p>
     <w:p>
       <w:r>
-        <w:t>Basic understanding of Python or a relevant simulation tool.  Familiarity with the formal definition of Communication.   Steps</w:t>
+        <w:t>A quiet, comfortable space for 25 minutes  Willingness to engage in reflective journaling  No prior experience required   Part 1: Arriving (5 minutes)</w:t>
       </w:r>
     </w:p>
     <w:p>
       <w:r>
-        <w:t>Define the Environment : Create a simple grid world or state space relevant to Embodied.  Define the Agent : Specify the agent's generative model, focusing on Communication.  Simulation : Run the agent for 100 timesteps.  Perturbation : Introduce a specific challenge to Communication (e.g., increased noise, occlusion).  Analysis : Plot the Free Energy over time. Does the agent successfully adapt?   Discussion Requirements</w:t>
+        <w:t>Sit quietly with your journal. Take three slow breaths. Before writing anything, check in with your body. Notice any sensations, feelings, or subtle knowings that are present right now.</w:t>
+      </w:r>
+    </w:p>
+    <w:p>
+      <w:r>
+        <w:t>If with a partner, sit facing each other. If alone, recall a recent meaningful interaction. Notice: communication between bodies begins before words, through presence, rhythm, and resonance.</w:t>
+      </w:r>
+    </w:p>
+    <w:p>
+      <w:r>
+        <w:t>Write your response here  (Describe your current sense of connection -- to a partner, to your surroundings, or to a recalled interaction.)</w:t>
+      </w:r>
+    </w:p>
+    <w:p>
+      <w:r>
+        <w:t>Part 2: Synchrony (7 minutes)</w:t>
+      </w:r>
+    </w:p>
+    <w:p>
+      <w:r>
+        <w:t>With a partner: breathe together, move together, mirror each other's gestures. Without a partner: move in synchrony with music, or mirror your own movements in reflection. Through pattern-feeling without numbers, notice how synchrony changes the felt relationship.</w:t>
+      </w:r>
+    </w:p>
+    <w:p>
+      <w:r>
+        <w:t>Write your response here  (Describe the process of synchronization. How did it feel when rhythms aligned? How does pattern-feeling without numbers illuminate this?)</w:t>
+      </w:r>
+    </w:p>
+    <w:p>
+      <w:r>
+        <w:t>Part 3: Proximity and Presence (7 minutes)</w:t>
+      </w:r>
+    </w:p>
+    <w:p>
+      <w:r>
+        <w:t>Explore how distance affects felt connection. Move closer and farther from a partner or an object. Through pattern-feeling without numbers, notice how the interpersonal Markov blanket -- the felt boundary between self and other -- shifts.</w:t>
+      </w:r>
+    </w:p>
+    <w:p>
+      <w:r>
+        <w:t>Write your response here  (At what distance did you feel most connected? Most separate? How does proximity change the quality of communication?)</w:t>
+      </w:r>
+    </w:p>
+    <w:p>
+      <w:r>
+        <w:t>Part 4: Reflection (5 minutes)</w:t>
+      </w:r>
+    </w:p>
+    <w:p>
+      <w:r>
+        <w:t>Through pattern-feeling without numbers, reflect on what communication means before and beyond words.</w:t>
+      </w:r>
+    </w:p>
+    <w:p>
+      <w:r>
+        <w:t>Write your response here  (What is communication at its most embodied? How does pattern-feeling without numbers reveal dimensions of connection that verbal communication misses?)</w:t>
+      </w:r>
+    </w:p>
+    <w:p>
+      <w:r>
+        <w:t>Reflection Table</w:t>
+      </w:r>
+    </w:p>
+    <w:p>
+      <w:r>
+        <w:t>Dimension  What I Noticed  Active Inference Connection      Initial awareness    Baseline generative model state    Embodied exploration    Prediction error through direct experience    Pattern-feeling without numbers lens    Course-specific perspective on communication    Integration    Updated understanding through bodily knowing     Discussion</w:t>
+      </w:r>
+    </w:p>
+    <w:p>
+      <w:r>
+        <w:t>Consider how pattern-feeling without numbers reveals aspects of communication that other perspectives might miss. In Active Inference, every perspective changes the precision weighting of different signals, revealing different dimensions of the same underlying process of free energy minimization.</w:t>
       </w:r>
     </w:p>
     <w:sectPr>
